--- a/CSC329-Web-Technology/Old-Questions/old-questions.docx
+++ b/CSC329-Web-Technology/Old-Questions/old-questions.docx
@@ -190,31 +190,7 @@
           <w:lang w:val="en-US"/>
           <w14:ligatures w14:val="standardContextual"/>
         </w:rPr>
-        <w:t xml:space="preserve"> XML file having complex type elements containing other elements and text. At least one element should contain an attribute. Similarly, there should be elements containing string, </w:t>
-      </w:r>
-      <w:proofErr w:type="gramStart"/>
-      <w:r>
-        <w:rPr>
-          <w:rFonts w:ascii="Aptos" w:eastAsia="Aptos" w:hAnsi="Aptos" w:cs="Times New Roman"/>
-          <w:kern w:val="2"/>
-          <w:sz w:val="24"/>
-          <w:szCs w:val="24"/>
-          <w:lang w:val="en-US"/>
-          <w14:ligatures w14:val="standardContextual"/>
-        </w:rPr>
-        <w:t>integer</w:t>
-      </w:r>
-      <w:proofErr w:type="gramEnd"/>
-      <w:r>
-        <w:rPr>
-          <w:rFonts w:ascii="Aptos" w:eastAsia="Aptos" w:hAnsi="Aptos" w:cs="Times New Roman"/>
-          <w:kern w:val="2"/>
-          <w:sz w:val="24"/>
-          <w:szCs w:val="24"/>
-          <w:lang w:val="en-US"/>
-          <w14:ligatures w14:val="standardContextual"/>
-        </w:rPr>
-        <w:t xml:space="preserve"> and date type values. Now write the equivalent XSD for </w:t>
+        <w:t xml:space="preserve"> XML file having complex type elements containing other elements and text. At least one element should contain an attribute. Similarly, there should be elements containing string, integer and date type values. Now write the equivalent XSD for </w:t>
       </w:r>
       <w:r>
         <w:rPr>
@@ -447,31 +423,7 @@
           <w:lang w:val="en-US"/>
           <w14:ligatures w14:val="standardContextual"/>
         </w:rPr>
-        <w:t xml:space="preserve">Create an HTML page containing three paragraphs p1, p2 and p3 with </w:t>
-      </w:r>
-      <w:proofErr w:type="gramStart"/>
-      <w:r>
-        <w:rPr>
-          <w:rFonts w:ascii="Aptos" w:eastAsia="Aptos" w:hAnsi="Aptos" w:cs="Times New Roman"/>
-          <w:kern w:val="2"/>
-          <w:sz w:val="24"/>
-          <w:szCs w:val="24"/>
-          <w:lang w:val="en-US"/>
-          <w14:ligatures w14:val="standardContextual"/>
-        </w:rPr>
-        <w:t>some</w:t>
-      </w:r>
-      <w:proofErr w:type="gramEnd"/>
-      <w:r>
-        <w:rPr>
-          <w:rFonts w:ascii="Aptos" w:eastAsia="Aptos" w:hAnsi="Aptos" w:cs="Times New Roman"/>
-          <w:kern w:val="2"/>
-          <w:sz w:val="24"/>
-          <w:szCs w:val="24"/>
-          <w:lang w:val="en-US"/>
-          <w14:ligatures w14:val="standardContextual"/>
-        </w:rPr>
-        <w:t xml:space="preserve"> contents. Write internal CSS to set the position of p1 to relative, p2 to float and p3 to absolute.</w:t>
+        <w:t>Create an HTML page containing three paragraphs p1, p2 and p3 with some contents. Write internal CSS to set the position of p1 to relative, p2 to float and p3 to absolute.</w:t>
       </w:r>
     </w:p>
     <w:p>
@@ -747,31 +699,7 @@
           <w:lang w:val="en-US"/>
           <w14:ligatures w14:val="standardContextual"/>
         </w:rPr>
-        <w:t xml:space="preserve">Create an HTML file containing form with textbox, </w:t>
-      </w:r>
-      <w:proofErr w:type="gramStart"/>
-      <w:r>
-        <w:rPr>
-          <w:rFonts w:ascii="Aptos" w:eastAsia="Aptos" w:hAnsi="Aptos" w:cs="Times New Roman"/>
-          <w:kern w:val="2"/>
-          <w:sz w:val="24"/>
-          <w:szCs w:val="24"/>
-          <w:lang w:val="en-US"/>
-          <w14:ligatures w14:val="standardContextual"/>
-        </w:rPr>
-        <w:t>select</w:t>
-      </w:r>
-      <w:proofErr w:type="gramEnd"/>
-      <w:r>
-        <w:rPr>
-          <w:rFonts w:ascii="Aptos" w:eastAsia="Aptos" w:hAnsi="Aptos" w:cs="Times New Roman"/>
-          <w:kern w:val="2"/>
-          <w:sz w:val="24"/>
-          <w:szCs w:val="24"/>
-          <w:lang w:val="en-US"/>
-          <w14:ligatures w14:val="standardContextual"/>
-        </w:rPr>
-        <w:t xml:space="preserve"> and radio button. Now write a </w:t>
+        <w:t xml:space="preserve">Create an HTML file containing form with textbox, select and radio button. Now write a </w:t>
       </w:r>
       <w:r>
         <w:rPr>
@@ -815,55 +743,7 @@
           <w:lang w:val="en-US"/>
           <w14:ligatures w14:val="standardContextual"/>
         </w:rPr>
-        <w:t xml:space="preserve"> required, select field should have </w:t>
-      </w:r>
-      <w:proofErr w:type="gramStart"/>
-      <w:r>
-        <w:rPr>
-          <w:rFonts w:ascii="Aptos" w:eastAsia="Aptos" w:hAnsi="Aptos" w:cs="Times New Roman"/>
-          <w:kern w:val="2"/>
-          <w:sz w:val="24"/>
-          <w:szCs w:val="24"/>
-          <w:lang w:val="en-US"/>
-          <w14:ligatures w14:val="standardContextual"/>
-        </w:rPr>
-        <w:t>some</w:t>
-      </w:r>
-      <w:proofErr w:type="gramEnd"/>
-      <w:r>
-        <w:rPr>
-          <w:rFonts w:ascii="Aptos" w:eastAsia="Aptos" w:hAnsi="Aptos" w:cs="Times New Roman"/>
-          <w:kern w:val="2"/>
-          <w:sz w:val="24"/>
-          <w:szCs w:val="24"/>
-          <w:lang w:val="en-US"/>
-          <w14:ligatures w14:val="standardContextual"/>
-        </w:rPr>
-        <w:t xml:space="preserve"> value selected and radio button should </w:t>
-      </w:r>
-      <w:proofErr w:type="gramStart"/>
-      <w:r>
-        <w:rPr>
-          <w:rFonts w:ascii="Aptos" w:eastAsia="Aptos" w:hAnsi="Aptos" w:cs="Times New Roman"/>
-          <w:kern w:val="2"/>
-          <w:sz w:val="24"/>
-          <w:szCs w:val="24"/>
-          <w:lang w:val="en-US"/>
-          <w14:ligatures w14:val="standardContextual"/>
-        </w:rPr>
-        <w:t>be checked</w:t>
-      </w:r>
-      <w:proofErr w:type="gramEnd"/>
-      <w:r>
-        <w:rPr>
-          <w:rFonts w:ascii="Aptos" w:eastAsia="Aptos" w:hAnsi="Aptos" w:cs="Times New Roman"/>
-          <w:kern w:val="2"/>
-          <w:sz w:val="24"/>
-          <w:szCs w:val="24"/>
-          <w:lang w:val="en-US"/>
-          <w14:ligatures w14:val="standardContextual"/>
-        </w:rPr>
-        <w:t>.</w:t>
+        <w:t xml:space="preserve"> required, select field should have some value selected and radio button should be checked.</w:t>
       </w:r>
     </w:p>
     <w:p>
@@ -1234,79 +1114,7 @@
           <w:lang w:val="en-US"/>
           <w14:ligatures w14:val="standardContextual"/>
         </w:rPr>
-        <w:t xml:space="preserve"> “apple</w:t>
-      </w:r>
-      <w:proofErr w:type="gramStart"/>
-      <w:r>
-        <w:rPr>
-          <w:rFonts w:ascii="Aptos" w:eastAsia="Aptos" w:hAnsi="Aptos" w:cs="Times New Roman"/>
-          <w:kern w:val="2"/>
-          <w:sz w:val="24"/>
-          <w:szCs w:val="24"/>
-          <w:lang w:val="en-US"/>
-          <w14:ligatures w14:val="standardContextual"/>
-        </w:rPr>
-        <w:t>”,</w:t>
-      </w:r>
-      <w:proofErr w:type="gramEnd"/>
-      <w:r>
-        <w:rPr>
-          <w:rFonts w:ascii="Aptos" w:eastAsia="Aptos" w:hAnsi="Aptos" w:cs="Times New Roman"/>
-          <w:kern w:val="2"/>
-          <w:sz w:val="24"/>
-          <w:szCs w:val="24"/>
-          <w:lang w:val="en-US"/>
-          <w14:ligatures w14:val="standardContextual"/>
-        </w:rPr>
-        <w:t xml:space="preserve"> “banana</w:t>
-      </w:r>
-      <w:proofErr w:type="gramStart"/>
-      <w:r>
-        <w:rPr>
-          <w:rFonts w:ascii="Aptos" w:eastAsia="Aptos" w:hAnsi="Aptos" w:cs="Times New Roman"/>
-          <w:kern w:val="2"/>
-          <w:sz w:val="24"/>
-          <w:szCs w:val="24"/>
-          <w:lang w:val="en-US"/>
-          <w14:ligatures w14:val="standardContextual"/>
-        </w:rPr>
-        <w:t>”,</w:t>
-      </w:r>
-      <w:proofErr w:type="gramEnd"/>
-      <w:r>
-        <w:rPr>
-          <w:rFonts w:ascii="Aptos" w:eastAsia="Aptos" w:hAnsi="Aptos" w:cs="Times New Roman"/>
-          <w:kern w:val="2"/>
-          <w:sz w:val="24"/>
-          <w:szCs w:val="24"/>
-          <w:lang w:val="en-US"/>
-          <w14:ligatures w14:val="standardContextual"/>
-        </w:rPr>
-        <w:t xml:space="preserve"> “mango</w:t>
-      </w:r>
-      <w:proofErr w:type="gramStart"/>
-      <w:r>
-        <w:rPr>
-          <w:rFonts w:ascii="Aptos" w:eastAsia="Aptos" w:hAnsi="Aptos" w:cs="Times New Roman"/>
-          <w:kern w:val="2"/>
-          <w:sz w:val="24"/>
-          <w:szCs w:val="24"/>
-          <w:lang w:val="en-US"/>
-          <w14:ligatures w14:val="standardContextual"/>
-        </w:rPr>
-        <w:t>”,</w:t>
-      </w:r>
-      <w:proofErr w:type="gramEnd"/>
-      <w:r>
-        <w:rPr>
-          <w:rFonts w:ascii="Aptos" w:eastAsia="Aptos" w:hAnsi="Aptos" w:cs="Times New Roman"/>
-          <w:kern w:val="2"/>
-          <w:sz w:val="24"/>
-          <w:szCs w:val="24"/>
-          <w:lang w:val="en-US"/>
-          <w14:ligatures w14:val="standardContextual"/>
-        </w:rPr>
-        <w:t xml:space="preserve"> “grape” and print the array.</w:t>
+        <w:t xml:space="preserve"> “apple”, “banana”, “mango”, “grape” and print the array.</w:t>
       </w:r>
     </w:p>
     <w:p>
@@ -1739,103 +1547,7 @@
           <w:lang w:val="en-US"/>
           <w14:ligatures w14:val="standardContextual"/>
         </w:rPr>
-        <w:t xml:space="preserve">The validation should be as; the username should be of length at least </w:t>
-      </w:r>
-      <w:proofErr w:type="gramStart"/>
-      <w:r>
-        <w:rPr>
-          <w:rFonts w:ascii="Aptos" w:eastAsia="Aptos" w:hAnsi="Aptos" w:cs="Times New Roman"/>
-          <w:kern w:val="2"/>
-          <w:sz w:val="24"/>
-          <w:szCs w:val="24"/>
-          <w:lang w:val="en-US"/>
-          <w14:ligatures w14:val="standardContextual"/>
-        </w:rPr>
-        <w:t>4</w:t>
-      </w:r>
-      <w:proofErr w:type="gramEnd"/>
-      <w:r>
-        <w:rPr>
-          <w:rFonts w:ascii="Aptos" w:eastAsia="Aptos" w:hAnsi="Aptos" w:cs="Times New Roman"/>
-          <w:kern w:val="2"/>
-          <w:sz w:val="24"/>
-          <w:szCs w:val="24"/>
-          <w:lang w:val="en-US"/>
-          <w14:ligatures w14:val="standardContextual"/>
-        </w:rPr>
-        <w:t xml:space="preserve"> and </w:t>
-      </w:r>
-      <w:proofErr w:type="gramStart"/>
-      <w:r>
-        <w:rPr>
-          <w:rFonts w:ascii="Aptos" w:eastAsia="Aptos" w:hAnsi="Aptos" w:cs="Times New Roman"/>
-          <w:kern w:val="2"/>
-          <w:sz w:val="24"/>
-          <w:szCs w:val="24"/>
-          <w:lang w:val="en-US"/>
-          <w14:ligatures w14:val="standardContextual"/>
-        </w:rPr>
-        <w:t>is required</w:t>
-      </w:r>
-      <w:proofErr w:type="gramEnd"/>
-      <w:r>
-        <w:rPr>
-          <w:rFonts w:ascii="Aptos" w:eastAsia="Aptos" w:hAnsi="Aptos" w:cs="Times New Roman"/>
-          <w:kern w:val="2"/>
-          <w:sz w:val="24"/>
-          <w:szCs w:val="24"/>
-          <w:lang w:val="en-US"/>
-          <w14:ligatures w14:val="standardContextual"/>
-        </w:rPr>
-        <w:t xml:space="preserve">. The password should start with a character and end with # and </w:t>
-      </w:r>
-      <w:proofErr w:type="gramStart"/>
-      <w:r>
-        <w:rPr>
-          <w:rFonts w:ascii="Aptos" w:eastAsia="Aptos" w:hAnsi="Aptos" w:cs="Times New Roman"/>
-          <w:kern w:val="2"/>
-          <w:sz w:val="24"/>
-          <w:szCs w:val="24"/>
-          <w:lang w:val="en-US"/>
-          <w14:ligatures w14:val="standardContextual"/>
-        </w:rPr>
-        <w:t>is required</w:t>
-      </w:r>
-      <w:proofErr w:type="gramEnd"/>
-      <w:r>
-        <w:rPr>
-          <w:rFonts w:ascii="Aptos" w:eastAsia="Aptos" w:hAnsi="Aptos" w:cs="Times New Roman"/>
-          <w:kern w:val="2"/>
-          <w:sz w:val="24"/>
-          <w:szCs w:val="24"/>
-          <w:lang w:val="en-US"/>
-          <w14:ligatures w14:val="standardContextual"/>
-        </w:rPr>
-        <w:t xml:space="preserve">. The country and gender should </w:t>
-      </w:r>
-      <w:proofErr w:type="gramStart"/>
-      <w:r>
-        <w:rPr>
-          <w:rFonts w:ascii="Aptos" w:eastAsia="Aptos" w:hAnsi="Aptos" w:cs="Times New Roman"/>
-          <w:kern w:val="2"/>
-          <w:sz w:val="24"/>
-          <w:szCs w:val="24"/>
-          <w:lang w:val="en-US"/>
-          <w14:ligatures w14:val="standardContextual"/>
-        </w:rPr>
-        <w:t>be checked</w:t>
-      </w:r>
-      <w:proofErr w:type="gramEnd"/>
-      <w:r>
-        <w:rPr>
-          <w:rFonts w:ascii="Aptos" w:eastAsia="Aptos" w:hAnsi="Aptos" w:cs="Times New Roman"/>
-          <w:kern w:val="2"/>
-          <w:sz w:val="24"/>
-          <w:szCs w:val="24"/>
-          <w:lang w:val="en-US"/>
-          <w14:ligatures w14:val="standardContextual"/>
-        </w:rPr>
-        <w:t>.</w:t>
+        <w:t>The validation should be as; the username should be of length at least 4 and is required. The password should start with a character and end with # and is required. The country and gender should be checked.</w:t>
       </w:r>
     </w:p>
     <w:p>
@@ -1952,31 +1664,7 @@
           <w:lang w:val="en-US"/>
           <w14:ligatures w14:val="standardContextual"/>
         </w:rPr>
-        <w:t xml:space="preserve"> should be </w:t>
-      </w:r>
-      <w:proofErr w:type="gramStart"/>
-      <w:r>
-        <w:rPr>
-          <w:rFonts w:ascii="Aptos" w:eastAsia="Aptos" w:hAnsi="Aptos" w:cs="Times New Roman"/>
-          <w:kern w:val="2"/>
-          <w:sz w:val="24"/>
-          <w:szCs w:val="24"/>
-          <w:lang w:val="en-US"/>
-          <w14:ligatures w14:val="standardContextual"/>
-        </w:rPr>
-        <w:t>3</w:t>
-      </w:r>
-      <w:proofErr w:type="gramEnd"/>
-      <w:r>
-        <w:rPr>
-          <w:rFonts w:ascii="Aptos" w:eastAsia="Aptos" w:hAnsi="Aptos" w:cs="Times New Roman"/>
-          <w:kern w:val="2"/>
-          <w:sz w:val="24"/>
-          <w:szCs w:val="24"/>
-          <w:lang w:val="en-US"/>
-          <w14:ligatures w14:val="standardContextual"/>
-        </w:rPr>
-        <w:t xml:space="preserve"> </w:t>
+        <w:t xml:space="preserve"> should be 3 </w:t>
       </w:r>
       <w:r>
         <w:rPr>
@@ -2122,31 +1810,7 @@
           <w14:ligatures w14:val="standardContextual"/>
         </w:rPr>
         <w:lastRenderedPageBreak/>
-        <w:t xml:space="preserve">Describe the WWW, web </w:t>
-      </w:r>
-      <w:proofErr w:type="gramStart"/>
-      <w:r>
-        <w:rPr>
-          <w:rFonts w:ascii="Aptos" w:eastAsia="Aptos" w:hAnsi="Aptos" w:cs="Times New Roman"/>
-          <w:kern w:val="2"/>
-          <w:sz w:val="24"/>
-          <w:szCs w:val="24"/>
-          <w:lang w:val="en-US"/>
-          <w14:ligatures w14:val="standardContextual"/>
-        </w:rPr>
-        <w:t>client</w:t>
-      </w:r>
-      <w:proofErr w:type="gramEnd"/>
-      <w:r>
-        <w:rPr>
-          <w:rFonts w:ascii="Aptos" w:eastAsia="Aptos" w:hAnsi="Aptos" w:cs="Times New Roman"/>
-          <w:kern w:val="2"/>
-          <w:sz w:val="24"/>
-          <w:szCs w:val="24"/>
-          <w:lang w:val="en-US"/>
-          <w14:ligatures w14:val="standardContextual"/>
-        </w:rPr>
-        <w:t xml:space="preserve"> and web server.</w:t>
+        <w:t>Describe the WWW, web client and web server.</w:t>
       </w:r>
     </w:p>
     <w:p>
@@ -2204,31 +1868,7 @@
           <w:lang w:val="en-US"/>
           <w14:ligatures w14:val="standardContextual"/>
         </w:rPr>
-        <w:t xml:space="preserve">How HTML elements </w:t>
-      </w:r>
-      <w:proofErr w:type="gramStart"/>
-      <w:r>
-        <w:rPr>
-          <w:rFonts w:ascii="Aptos" w:eastAsia="Aptos" w:hAnsi="Aptos" w:cs="Times New Roman"/>
-          <w:kern w:val="2"/>
-          <w:sz w:val="24"/>
-          <w:szCs w:val="24"/>
-          <w:lang w:val="en-US"/>
-          <w14:ligatures w14:val="standardContextual"/>
-        </w:rPr>
-        <w:t>are accessed</w:t>
-      </w:r>
-      <w:proofErr w:type="gramEnd"/>
-      <w:r>
-        <w:rPr>
-          <w:rFonts w:ascii="Aptos" w:eastAsia="Aptos" w:hAnsi="Aptos" w:cs="Times New Roman"/>
-          <w:kern w:val="2"/>
-          <w:sz w:val="24"/>
-          <w:szCs w:val="24"/>
-          <w:lang w:val="en-US"/>
-          <w14:ligatures w14:val="standardContextual"/>
-        </w:rPr>
-        <w:t xml:space="preserve"> using getElementById and getElementByTagName, illustrate using HTML script.</w:t>
+        <w:t>How HTML elements are accessed using getElementById and getElementByTagName, illustrate using HTML script.</w:t>
       </w:r>
     </w:p>
     <w:p>
@@ -2424,31 +2064,7 @@
           <w:lang w:val="en-US"/>
           <w14:ligatures w14:val="standardContextual"/>
         </w:rPr>
-        <w:t xml:space="preserve">How can you </w:t>
-      </w:r>
-      <w:proofErr w:type="gramStart"/>
-      <w:r>
-        <w:rPr>
-          <w:rFonts w:ascii="Aptos" w:eastAsia="Aptos" w:hAnsi="Aptos" w:cs="Times New Roman"/>
-          <w:kern w:val="2"/>
-          <w:sz w:val="24"/>
-          <w:szCs w:val="24"/>
-          <w:lang w:val="en-US"/>
-          <w14:ligatures w14:val="standardContextual"/>
-        </w:rPr>
-        <w:t>handle</w:t>
-      </w:r>
-      <w:proofErr w:type="gramEnd"/>
-      <w:r>
-        <w:rPr>
-          <w:rFonts w:ascii="Aptos" w:eastAsia="Aptos" w:hAnsi="Aptos" w:cs="Times New Roman"/>
-          <w:kern w:val="2"/>
-          <w:sz w:val="24"/>
-          <w:szCs w:val="24"/>
-          <w:lang w:val="en-US"/>
-          <w14:ligatures w14:val="standardContextual"/>
-        </w:rPr>
-        <w:t xml:space="preserve"> session in PHP?</w:t>
+        <w:t>How can you handle session in PHP?</w:t>
       </w:r>
     </w:p>
     <w:p>
@@ -2579,31 +2195,7 @@
           <w:lang w:val="en-US"/>
           <w14:ligatures w14:val="standardContextual"/>
         </w:rPr>
-        <w:t xml:space="preserve"> date, location, city, </w:t>
-      </w:r>
-      <w:proofErr w:type="gramStart"/>
-      <w:r>
-        <w:rPr>
-          <w:rFonts w:ascii="Aptos" w:eastAsia="Aptos" w:hAnsi="Aptos" w:cs="Times New Roman"/>
-          <w:kern w:val="2"/>
-          <w:sz w:val="24"/>
-          <w:szCs w:val="24"/>
-          <w:lang w:val="en-US"/>
-          <w14:ligatures w14:val="standardContextual"/>
-        </w:rPr>
-        <w:t>state</w:t>
-      </w:r>
-      <w:proofErr w:type="gramEnd"/>
-      <w:r>
-        <w:rPr>
-          <w:rFonts w:ascii="Aptos" w:eastAsia="Aptos" w:hAnsi="Aptos" w:cs="Times New Roman"/>
-          <w:kern w:val="2"/>
-          <w:sz w:val="24"/>
-          <w:szCs w:val="24"/>
-          <w:lang w:val="en-US"/>
-          <w14:ligatures w14:val="standardContextual"/>
-        </w:rPr>
-        <w:t xml:space="preserve"> and temperature range” as its attribute.</w:t>
+        <w:t xml:space="preserve"> date, location, city, state and temperature range” as its attribute.</w:t>
       </w:r>
     </w:p>
     <w:p>
@@ -2654,55 +2246,7 @@
           <w:lang w:val="en-US"/>
           <w14:ligatures w14:val="standardContextual"/>
         </w:rPr>
-        <w:t xml:space="preserve">. Validate for username to be empty, password should be of length at least </w:t>
-      </w:r>
-      <w:proofErr w:type="gramStart"/>
-      <w:r>
-        <w:rPr>
-          <w:rFonts w:ascii="Aptos" w:eastAsia="Aptos" w:hAnsi="Aptos" w:cs="Times New Roman"/>
-          <w:kern w:val="2"/>
-          <w:sz w:val="24"/>
-          <w:szCs w:val="24"/>
-          <w:lang w:val="en-US"/>
-          <w14:ligatures w14:val="standardContextual"/>
-        </w:rPr>
-        <w:t>5</w:t>
-      </w:r>
-      <w:proofErr w:type="gramEnd"/>
-      <w:r>
-        <w:rPr>
-          <w:rFonts w:ascii="Aptos" w:eastAsia="Aptos" w:hAnsi="Aptos" w:cs="Times New Roman"/>
-          <w:kern w:val="2"/>
-          <w:sz w:val="24"/>
-          <w:szCs w:val="24"/>
-          <w:lang w:val="en-US"/>
-          <w14:ligatures w14:val="standardContextual"/>
-        </w:rPr>
-        <w:t xml:space="preserve">, and the check box should </w:t>
-      </w:r>
-      <w:proofErr w:type="gramStart"/>
-      <w:r>
-        <w:rPr>
-          <w:rFonts w:ascii="Aptos" w:eastAsia="Aptos" w:hAnsi="Aptos" w:cs="Times New Roman"/>
-          <w:kern w:val="2"/>
-          <w:sz w:val="24"/>
-          <w:szCs w:val="24"/>
-          <w:lang w:val="en-US"/>
-          <w14:ligatures w14:val="standardContextual"/>
-        </w:rPr>
-        <w:t>be checked</w:t>
-      </w:r>
-      <w:proofErr w:type="gramEnd"/>
-      <w:r>
-        <w:rPr>
-          <w:rFonts w:ascii="Aptos" w:eastAsia="Aptos" w:hAnsi="Aptos" w:cs="Times New Roman"/>
-          <w:kern w:val="2"/>
-          <w:sz w:val="24"/>
-          <w:szCs w:val="24"/>
-          <w:lang w:val="en-US"/>
-          <w14:ligatures w14:val="standardContextual"/>
-        </w:rPr>
-        <w:t>.</w:t>
+        <w:t>. Validate for username to be empty, password should be of length at least 5, and the check box should be checked.</w:t>
       </w:r>
     </w:p>
     <w:p>
@@ -2932,79 +2476,7 @@
           <w:lang w:val="en-US"/>
           <w14:ligatures w14:val="standardContextual"/>
         </w:rPr>
-        <w:t xml:space="preserve"> “Cherry</w:t>
-      </w:r>
-      <w:proofErr w:type="gramStart"/>
-      <w:r>
-        <w:rPr>
-          <w:rFonts w:ascii="Aptos" w:eastAsia="Aptos" w:hAnsi="Aptos" w:cs="Times New Roman"/>
-          <w:kern w:val="2"/>
-          <w:sz w:val="24"/>
-          <w:szCs w:val="24"/>
-          <w:lang w:val="en-US"/>
-          <w14:ligatures w14:val="standardContextual"/>
-        </w:rPr>
-        <w:t>”,</w:t>
-      </w:r>
-      <w:proofErr w:type="gramEnd"/>
-      <w:r>
-        <w:rPr>
-          <w:rFonts w:ascii="Aptos" w:eastAsia="Aptos" w:hAnsi="Aptos" w:cs="Times New Roman"/>
-          <w:kern w:val="2"/>
-          <w:sz w:val="24"/>
-          <w:szCs w:val="24"/>
-          <w:lang w:val="en-US"/>
-          <w14:ligatures w14:val="standardContextual"/>
-        </w:rPr>
-        <w:t xml:space="preserve"> “Mango</w:t>
-      </w:r>
-      <w:proofErr w:type="gramStart"/>
-      <w:r>
-        <w:rPr>
-          <w:rFonts w:ascii="Aptos" w:eastAsia="Aptos" w:hAnsi="Aptos" w:cs="Times New Roman"/>
-          <w:kern w:val="2"/>
-          <w:sz w:val="24"/>
-          <w:szCs w:val="24"/>
-          <w:lang w:val="en-US"/>
-          <w14:ligatures w14:val="standardContextual"/>
-        </w:rPr>
-        <w:t>”,</w:t>
-      </w:r>
-      <w:proofErr w:type="gramEnd"/>
-      <w:r>
-        <w:rPr>
-          <w:rFonts w:ascii="Aptos" w:eastAsia="Aptos" w:hAnsi="Aptos" w:cs="Times New Roman"/>
-          <w:kern w:val="2"/>
-          <w:sz w:val="24"/>
-          <w:szCs w:val="24"/>
-          <w:lang w:val="en-US"/>
-          <w14:ligatures w14:val="standardContextual"/>
-        </w:rPr>
-        <w:t xml:space="preserve"> “Watermelon</w:t>
-      </w:r>
-      <w:proofErr w:type="gramStart"/>
-      <w:r>
-        <w:rPr>
-          <w:rFonts w:ascii="Aptos" w:eastAsia="Aptos" w:hAnsi="Aptos" w:cs="Times New Roman"/>
-          <w:kern w:val="2"/>
-          <w:sz w:val="24"/>
-          <w:szCs w:val="24"/>
-          <w:lang w:val="en-US"/>
-          <w14:ligatures w14:val="standardContextual"/>
-        </w:rPr>
-        <w:t>”,</w:t>
-      </w:r>
-      <w:proofErr w:type="gramEnd"/>
-      <w:r>
-        <w:rPr>
-          <w:rFonts w:ascii="Aptos" w:eastAsia="Aptos" w:hAnsi="Aptos" w:cs="Times New Roman"/>
-          <w:kern w:val="2"/>
-          <w:sz w:val="24"/>
-          <w:szCs w:val="24"/>
-          <w:lang w:val="en-US"/>
-          <w14:ligatures w14:val="standardContextual"/>
-        </w:rPr>
-        <w:t xml:space="preserve"> “Strawberry”] in the body of HTML.</w:t>
+        <w:t xml:space="preserve"> “Cherry”, “Mango”, “Watermelon”, “Strawberry”] in the body of HTML.</w:t>
       </w:r>
     </w:p>
     <w:p>
@@ -3194,31 +2666,7 @@
           <w:lang w:val="en-US"/>
           <w14:ligatures w14:val="standardContextual"/>
         </w:rPr>
-        <w:t>Create a HTML page with a link containing mail to info@iost.edu.np in the footer tag. Set the keywords “iost</w:t>
-      </w:r>
-      <w:proofErr w:type="gramStart"/>
-      <w:r>
-        <w:rPr>
-          <w:rFonts w:ascii="Aptos" w:eastAsia="Aptos" w:hAnsi="Aptos" w:cs="Times New Roman"/>
-          <w:kern w:val="2"/>
-          <w:sz w:val="24"/>
-          <w:szCs w:val="24"/>
-          <w:lang w:val="en-US"/>
-          <w14:ligatures w14:val="standardContextual"/>
-        </w:rPr>
-        <w:t>”,</w:t>
-      </w:r>
-      <w:proofErr w:type="gramEnd"/>
-      <w:r>
-        <w:rPr>
-          <w:rFonts w:ascii="Aptos" w:eastAsia="Aptos" w:hAnsi="Aptos" w:cs="Times New Roman"/>
-          <w:kern w:val="2"/>
-          <w:sz w:val="24"/>
-          <w:szCs w:val="24"/>
-          <w:lang w:val="en-US"/>
-          <w14:ligatures w14:val="standardContextual"/>
-        </w:rPr>
-        <w:t xml:space="preserve"> “csit” using Meta tag in the page.</w:t>
+        <w:t>Create a HTML page with a link containing mail to info@iost.edu.np in the footer tag. Set the keywords “iost”, “csit” using Meta tag in the page.</w:t>
       </w:r>
     </w:p>
     <w:p>
@@ -3421,31 +2869,7 @@
           <w:lang w:val="en-US"/>
           <w14:ligatures w14:val="standardContextual"/>
         </w:rPr>
-        <w:t xml:space="preserve">Create an HTML file containing form elements textbox for username, password </w:t>
-      </w:r>
-      <w:proofErr w:type="gramStart"/>
-      <w:r>
-        <w:rPr>
-          <w:rFonts w:ascii="Aptos" w:eastAsia="Aptos" w:hAnsi="Aptos" w:cs="Times New Roman"/>
-          <w:kern w:val="2"/>
-          <w:sz w:val="24"/>
-          <w:szCs w:val="24"/>
-          <w:lang w:val="en-US"/>
-          <w14:ligatures w14:val="standardContextual"/>
-        </w:rPr>
-        <w:t>field</w:t>
-      </w:r>
-      <w:proofErr w:type="gramEnd"/>
-      <w:r>
-        <w:rPr>
-          <w:rFonts w:ascii="Aptos" w:eastAsia="Aptos" w:hAnsi="Aptos" w:cs="Times New Roman"/>
-          <w:kern w:val="2"/>
-          <w:sz w:val="24"/>
-          <w:szCs w:val="24"/>
-          <w:lang w:val="en-US"/>
-          <w14:ligatures w14:val="standardContextual"/>
-        </w:rPr>
-        <w:t xml:space="preserve"> and a checkbox for hobbies. Now write </w:t>
+        <w:t xml:space="preserve">Create an HTML file containing form elements textbox for username, password field and a checkbox for hobbies. Now write </w:t>
       </w:r>
       <w:r>
         <w:rPr>
@@ -3467,55 +2891,7 @@
           <w:lang w:val="en-US"/>
           <w14:ligatures w14:val="standardContextual"/>
         </w:rPr>
-        <w:t xml:space="preserve"> function for the form validation. You should validate for username to be empty, password should be of length at least </w:t>
-      </w:r>
-      <w:proofErr w:type="gramStart"/>
-      <w:r>
-        <w:rPr>
-          <w:rFonts w:ascii="Aptos" w:eastAsia="Aptos" w:hAnsi="Aptos" w:cs="Times New Roman"/>
-          <w:kern w:val="2"/>
-          <w:sz w:val="24"/>
-          <w:szCs w:val="24"/>
-          <w:lang w:val="en-US"/>
-          <w14:ligatures w14:val="standardContextual"/>
-        </w:rPr>
-        <w:t>5</w:t>
-      </w:r>
-      <w:proofErr w:type="gramEnd"/>
-      <w:r>
-        <w:rPr>
-          <w:rFonts w:ascii="Aptos" w:eastAsia="Aptos" w:hAnsi="Aptos" w:cs="Times New Roman"/>
-          <w:kern w:val="2"/>
-          <w:sz w:val="24"/>
-          <w:szCs w:val="24"/>
-          <w:lang w:val="en-US"/>
-          <w14:ligatures w14:val="standardContextual"/>
-        </w:rPr>
-        <w:t xml:space="preserve">, and the check box should </w:t>
-      </w:r>
-      <w:proofErr w:type="gramStart"/>
-      <w:r>
-        <w:rPr>
-          <w:rFonts w:ascii="Aptos" w:eastAsia="Aptos" w:hAnsi="Aptos" w:cs="Times New Roman"/>
-          <w:kern w:val="2"/>
-          <w:sz w:val="24"/>
-          <w:szCs w:val="24"/>
-          <w:lang w:val="en-US"/>
-          <w14:ligatures w14:val="standardContextual"/>
-        </w:rPr>
-        <w:t>be checked</w:t>
-      </w:r>
-      <w:proofErr w:type="gramEnd"/>
-      <w:r>
-        <w:rPr>
-          <w:rFonts w:ascii="Aptos" w:eastAsia="Aptos" w:hAnsi="Aptos" w:cs="Times New Roman"/>
-          <w:kern w:val="2"/>
-          <w:sz w:val="24"/>
-          <w:szCs w:val="24"/>
-          <w:lang w:val="en-US"/>
-          <w14:ligatures w14:val="standardContextual"/>
-        </w:rPr>
-        <w:t>.</w:t>
+        <w:t xml:space="preserve"> function for the form validation. You should validate for username to be empty, password should be of length at least 5, and the check box should be checked.</w:t>
       </w:r>
     </w:p>
     <w:p>
@@ -3880,31 +3256,7 @@
           <w:lang w:val="en-US"/>
           <w14:ligatures w14:val="standardContextual"/>
         </w:rPr>
-        <w:t>. The id of canvas should be “mycanvas</w:t>
-      </w:r>
-      <w:proofErr w:type="gramStart"/>
-      <w:r>
-        <w:rPr>
-          <w:rFonts w:ascii="Aptos" w:eastAsia="Aptos" w:hAnsi="Aptos" w:cs="Times New Roman"/>
-          <w:kern w:val="2"/>
-          <w:sz w:val="24"/>
-          <w:szCs w:val="24"/>
-          <w:lang w:val="en-US"/>
-          <w14:ligatures w14:val="standardContextual"/>
-        </w:rPr>
-        <w:t>”.</w:t>
-      </w:r>
-      <w:proofErr w:type="gramEnd"/>
-      <w:r>
-        <w:rPr>
-          <w:rFonts w:ascii="Aptos" w:eastAsia="Aptos" w:hAnsi="Aptos" w:cs="Times New Roman"/>
-          <w:kern w:val="2"/>
-          <w:sz w:val="24"/>
-          <w:szCs w:val="24"/>
-          <w:lang w:val="en-US"/>
-          <w14:ligatures w14:val="standardContextual"/>
-        </w:rPr>
-        <w:t xml:space="preserve"> The height and width of canvas should be 200 and 300.</w:t>
+        <w:t>. The id of canvas should be “mycanvas”. The height and width of canvas should be 200 and 300.</w:t>
       </w:r>
     </w:p>
     <w:p>
@@ -4014,31 +3366,7 @@
           <w:lang w:val="en-US"/>
           <w14:ligatures w14:val="standardContextual"/>
         </w:rPr>
-        <w:t>) method. Write an html script to create a div with id “mydiv</w:t>
-      </w:r>
-      <w:proofErr w:type="gramStart"/>
-      <w:r>
-        <w:rPr>
-          <w:rFonts w:ascii="Aptos" w:eastAsia="Aptos" w:hAnsi="Aptos" w:cs="Times New Roman"/>
-          <w:kern w:val="2"/>
-          <w:sz w:val="24"/>
-          <w:szCs w:val="24"/>
-          <w:lang w:val="en-US"/>
-          <w14:ligatures w14:val="standardContextual"/>
-        </w:rPr>
-        <w:t>”.</w:t>
-      </w:r>
-      <w:proofErr w:type="gramEnd"/>
-      <w:r>
-        <w:rPr>
-          <w:rFonts w:ascii="Aptos" w:eastAsia="Aptos" w:hAnsi="Aptos" w:cs="Times New Roman"/>
-          <w:kern w:val="2"/>
-          <w:sz w:val="24"/>
-          <w:szCs w:val="24"/>
-          <w:lang w:val="en-US"/>
-          <w14:ligatures w14:val="standardContextual"/>
-        </w:rPr>
-        <w:t xml:space="preserve"> The position of the div should be set to absolute. Now show the use of animate method to the div element to right by 300px.</w:t>
+        <w:t>) method. Write an html script to create a div with id “mydiv”. The position of the div should be set to absolute. Now show the use of animate method to the div element to right by 300px.</w:t>
       </w:r>
     </w:p>
     <w:p>
@@ -4271,31 +3599,7 @@
           <w:lang w:val="en-US"/>
           <w14:ligatures w14:val="standardContextual"/>
         </w:rPr>
-        <w:t xml:space="preserve">Create an HTML signup form with fields Name, Email, Password, and Age, Validate the form using JavaScript. Write functions for validating each of the elements. </w:t>
-      </w:r>
-      <w:proofErr w:type="gramStart"/>
-      <w:r>
-        <w:rPr>
-          <w:rFonts w:ascii="Aptos" w:eastAsia="Aptos" w:hAnsi="Aptos" w:cs="Times New Roman"/>
-          <w:kern w:val="2"/>
-          <w:sz w:val="24"/>
-          <w:szCs w:val="24"/>
-          <w:lang w:val="en-US"/>
-          <w14:ligatures w14:val="standardContextual"/>
-        </w:rPr>
-        <w:t>All of</w:t>
-      </w:r>
-      <w:proofErr w:type="gramEnd"/>
-      <w:r>
-        <w:rPr>
-          <w:rFonts w:ascii="Aptos" w:eastAsia="Aptos" w:hAnsi="Aptos" w:cs="Times New Roman"/>
-          <w:kern w:val="2"/>
-          <w:sz w:val="24"/>
-          <w:szCs w:val="24"/>
-          <w:lang w:val="en-US"/>
-          <w14:ligatures w14:val="standardContextual"/>
-        </w:rPr>
-        <w:t xml:space="preserve"> the fields should not be empty. The Email address should be a valid </w:t>
+        <w:t xml:space="preserve">Create an HTML signup form with fields Name, Email, Password, and Age, Validate the form using JavaScript. Write functions for validating each of the elements. All of the fields should not be empty. The Email address should be a valid </w:t>
       </w:r>
       <w:r>
         <w:rPr>
@@ -4317,31 +3621,7 @@
           <w:lang w:val="en-US"/>
           <w14:ligatures w14:val="standardContextual"/>
         </w:rPr>
-        <w:t xml:space="preserve"> the password should be of length at least </w:t>
-      </w:r>
-      <w:proofErr w:type="gramStart"/>
-      <w:r>
-        <w:rPr>
-          <w:rFonts w:ascii="Aptos" w:eastAsia="Aptos" w:hAnsi="Aptos" w:cs="Times New Roman"/>
-          <w:kern w:val="2"/>
-          <w:sz w:val="24"/>
-          <w:szCs w:val="24"/>
-          <w:lang w:val="en-US"/>
-          <w14:ligatures w14:val="standardContextual"/>
-        </w:rPr>
-        <w:t>6</w:t>
-      </w:r>
-      <w:proofErr w:type="gramEnd"/>
-      <w:r>
-        <w:rPr>
-          <w:rFonts w:ascii="Aptos" w:eastAsia="Aptos" w:hAnsi="Aptos" w:cs="Times New Roman"/>
-          <w:kern w:val="2"/>
-          <w:sz w:val="24"/>
-          <w:szCs w:val="24"/>
-          <w:lang w:val="en-US"/>
-          <w14:ligatures w14:val="standardContextual"/>
-        </w:rPr>
-        <w:t xml:space="preserve"> and should start with the alphabet and end with a digit. The age should be between 8 and 60.</w:t>
+        <w:t xml:space="preserve"> the password should be of length at least 6 and should start with the alphabet and end with a digit. The age should be between 8 and 60.</w:t>
       </w:r>
     </w:p>
     <w:p>
@@ -4370,31 +3650,7 @@
           <w:lang w:val="en-US"/>
           <w14:ligatures w14:val="standardContextual"/>
         </w:rPr>
-        <w:t xml:space="preserve">How external CSS </w:t>
-      </w:r>
-      <w:proofErr w:type="gramStart"/>
-      <w:r>
-        <w:rPr>
-          <w:rFonts w:ascii="Aptos" w:eastAsia="Aptos" w:hAnsi="Aptos" w:cs="Times New Roman"/>
-          <w:kern w:val="2"/>
-          <w:sz w:val="24"/>
-          <w:szCs w:val="24"/>
-          <w:lang w:val="en-US"/>
-          <w14:ligatures w14:val="standardContextual"/>
-        </w:rPr>
-        <w:t>is inserted</w:t>
-      </w:r>
-      <w:proofErr w:type="gramEnd"/>
-      <w:r>
-        <w:rPr>
-          <w:rFonts w:ascii="Aptos" w:eastAsia="Aptos" w:hAnsi="Aptos" w:cs="Times New Roman"/>
-          <w:kern w:val="2"/>
-          <w:sz w:val="24"/>
-          <w:szCs w:val="24"/>
-          <w:lang w:val="en-US"/>
-          <w14:ligatures w14:val="standardContextual"/>
-        </w:rPr>
-        <w:t xml:space="preserve"> in an HTML page? Create an HTML page with two paragraph tags </w:t>
+        <w:t xml:space="preserve">How external CSS is inserted in an HTML page? Create an HTML page with two paragraph tags </w:t>
       </w:r>
       <w:r>
         <w:rPr>
@@ -4650,31 +3906,7 @@
           <w:lang w:val="en-US"/>
           <w14:ligatures w14:val="standardContextual"/>
         </w:rPr>
-        <w:t>page to “iost</w:t>
-      </w:r>
-      <w:proofErr w:type="gramStart"/>
-      <w:r>
-        <w:rPr>
-          <w:rFonts w:ascii="Aptos" w:eastAsia="Aptos" w:hAnsi="Aptos" w:cs="Times New Roman"/>
-          <w:kern w:val="2"/>
-          <w:sz w:val="24"/>
-          <w:szCs w:val="24"/>
-          <w:lang w:val="en-US"/>
-          <w14:ligatures w14:val="standardContextual"/>
-        </w:rPr>
-        <w:t>”.</w:t>
-      </w:r>
-      <w:proofErr w:type="gramEnd"/>
-      <w:r>
-        <w:rPr>
-          <w:rFonts w:ascii="Aptos" w:eastAsia="Aptos" w:hAnsi="Aptos" w:cs="Times New Roman"/>
-          <w:kern w:val="2"/>
-          <w:sz w:val="24"/>
-          <w:szCs w:val="24"/>
-          <w:lang w:val="en-US"/>
-          <w14:ligatures w14:val="standardContextual"/>
-        </w:rPr>
-        <w:t xml:space="preserve"> Add Meta tag on the page.</w:t>
+        <w:t>page to “iost”. Add Meta tag on the page.</w:t>
       </w:r>
     </w:p>
     <w:p>
@@ -4703,31 +3935,7 @@
           <w:lang w:val="en-US"/>
           <w14:ligatures w14:val="standardContextual"/>
         </w:rPr>
-        <w:t xml:space="preserve">How jQuery id selector can </w:t>
-      </w:r>
-      <w:proofErr w:type="gramStart"/>
-      <w:r>
-        <w:rPr>
-          <w:rFonts w:ascii="Aptos" w:eastAsia="Aptos" w:hAnsi="Aptos" w:cs="Times New Roman"/>
-          <w:kern w:val="2"/>
-          <w:sz w:val="24"/>
-          <w:szCs w:val="24"/>
-          <w:lang w:val="en-US"/>
-          <w14:ligatures w14:val="standardContextual"/>
-        </w:rPr>
-        <w:t>be used</w:t>
-      </w:r>
-      <w:proofErr w:type="gramEnd"/>
-      <w:r>
-        <w:rPr>
-          <w:rFonts w:ascii="Aptos" w:eastAsia="Aptos" w:hAnsi="Aptos" w:cs="Times New Roman"/>
-          <w:kern w:val="2"/>
-          <w:sz w:val="24"/>
-          <w:szCs w:val="24"/>
-          <w:lang w:val="en-US"/>
-          <w14:ligatures w14:val="standardContextual"/>
-        </w:rPr>
-        <w:t xml:space="preserve"> to select specific element? Write an example with jQuery</w:t>
+        <w:t>How jQuery id selector can be used to select specific element? Write an example with jQuery</w:t>
       </w:r>
       <w:r>
         <w:rPr>
@@ -4822,45 +4030,8 @@
           <w:lang w:val="en-US"/>
           <w14:ligatures w14:val="standardContextual"/>
         </w:rPr>
-        <w:t>to “A</w:t>
-      </w:r>
-      <w:proofErr w:type="gramStart"/>
-      <w:r>
-        <w:rPr>
-          <w:rFonts w:ascii="Aptos" w:eastAsia="Aptos" w:hAnsi="Aptos" w:cs="Times New Roman"/>
-          <w:kern w:val="2"/>
-          <w:sz w:val="24"/>
-          <w:szCs w:val="24"/>
-          <w:lang w:val="en-US"/>
-          <w14:ligatures w14:val="standardContextual"/>
-        </w:rPr>
-        <w:t>”.</w:t>
-      </w:r>
-      <w:proofErr w:type="gramEnd"/>
-      <w:r>
-        <w:rPr>
-          <w:rFonts w:ascii="Aptos" w:eastAsia="Aptos" w:hAnsi="Aptos" w:cs="Times New Roman"/>
-          <w:kern w:val="2"/>
-          <w:sz w:val="24"/>
-          <w:szCs w:val="24"/>
-          <w:lang w:val="en-US"/>
-          <w14:ligatures w14:val="standardContextual"/>
-        </w:rPr>
-        <w:t xml:space="preserve"> The list should start at “D</w:t>
-      </w:r>
-      <w:proofErr w:type="gramStart"/>
-      <w:r>
-        <w:rPr>
-          <w:rFonts w:ascii="Aptos" w:eastAsia="Aptos" w:hAnsi="Aptos" w:cs="Times New Roman"/>
-          <w:kern w:val="2"/>
-          <w:sz w:val="24"/>
-          <w:szCs w:val="24"/>
-          <w:lang w:val="en-US"/>
-          <w14:ligatures w14:val="standardContextual"/>
-        </w:rPr>
-        <w:t>”.</w:t>
-      </w:r>
-      <w:proofErr w:type="gramEnd"/>
+        <w:t>to “A”. The list should start at “D”.</w:t>
+      </w:r>
     </w:p>
     <w:p>
       <w:pPr>
@@ -4968,35 +4139,6 @@
           <w14:ligatures w14:val="standardContextual"/>
         </w:rPr>
         <w:t>How can you define function in PHP? Create a function that will take two integers as argument and will return product of them.</w:t>
-      </w:r>
-    </w:p>
-    <w:p>
-      <w:pPr>
-        <w:numPr>
-          <w:ilvl w:val="0"/>
-          <w:numId w:val="10"/>
-        </w:numPr>
-        <w:spacing w:before="240" w:line="480" w:lineRule="auto"/>
-        <w:contextualSpacing/>
-        <w:rPr>
-          <w:rFonts w:ascii="Aptos" w:eastAsia="Aptos" w:hAnsi="Aptos" w:cs="Times New Roman"/>
-          <w:kern w:val="2"/>
-          <w:sz w:val="24"/>
-          <w:szCs w:val="24"/>
-          <w:lang w:val="en-US"/>
-          <w14:ligatures w14:val="standardContextual"/>
-        </w:rPr>
-      </w:pPr>
-      <w:r>
-        <w:rPr>
-          <w:rFonts w:ascii="Aptos" w:eastAsia="Aptos" w:hAnsi="Aptos" w:cs="Times New Roman"/>
-          <w:kern w:val="2"/>
-          <w:sz w:val="24"/>
-          <w:szCs w:val="24"/>
-          <w:lang w:val="en-US"/>
-          <w14:ligatures w14:val="standardContextual"/>
-        </w:rPr>
-        <w:t>Divide 3x2 + 4x +3 by 5x +6 over GF (7).</w:t>
       </w:r>
     </w:p>
     <w:p>
@@ -5134,53 +4276,7 @@
           <w:lang w:val="en-US"/>
           <w14:ligatures w14:val="standardContextual"/>
         </w:rPr>
-        <w:t xml:space="preserve">Create web form for book search catalog. The form should contain a dropdown defining search type, a text box for search keyword, a radio button for download type true or false, now write PHP script to store data from the form into database table </w:t>
-      </w:r>
-      <w:proofErr w:type="gramStart"/>
-      <w:r>
-        <w:rPr>
-          <w:rFonts w:ascii="Aptos" w:eastAsia="Aptos" w:hAnsi="Aptos" w:cs="Times New Roman"/>
-          <w:kern w:val="2"/>
-          <w:sz w:val="24"/>
-          <w:szCs w:val="24"/>
-          <w:lang w:val="en-US"/>
-          <w14:ligatures w14:val="standardContextual"/>
-        </w:rPr>
-        <w:t>and also</w:t>
-      </w:r>
-      <w:proofErr w:type="gramEnd"/>
-      <w:r>
-        <w:rPr>
-          <w:rFonts w:ascii="Aptos" w:eastAsia="Aptos" w:hAnsi="Aptos" w:cs="Times New Roman"/>
-          <w:kern w:val="2"/>
-          <w:sz w:val="24"/>
-          <w:szCs w:val="24"/>
-          <w:lang w:val="en-US"/>
-          <w14:ligatures w14:val="standardContextual"/>
-        </w:rPr>
-        <w:t xml:space="preserve"> </w:t>
-      </w:r>
-      <w:r>
-        <w:rPr>
-          <w:rFonts w:ascii="Aptos" w:eastAsia="Aptos" w:hAnsi="Aptos" w:cs="Times New Roman"/>
-          <w:kern w:val="2"/>
-          <w:sz w:val="24"/>
-          <w:szCs w:val="24"/>
-          <w:lang w:val="en-US"/>
-          <w14:ligatures w14:val="standardContextual"/>
-        </w:rPr>
-        <w:t>retrieve</w:t>
-      </w:r>
-      <w:r>
-        <w:rPr>
-          <w:rFonts w:ascii="Aptos" w:eastAsia="Aptos" w:hAnsi="Aptos" w:cs="Times New Roman"/>
-          <w:kern w:val="2"/>
-          <w:sz w:val="24"/>
-          <w:szCs w:val="24"/>
-          <w:lang w:val="en-US"/>
-          <w14:ligatures w14:val="standardContextual"/>
-        </w:rPr>
-        <w:t xml:space="preserve"> the results from stored table in a new page.</w:t>
+        <w:t>Create web form for book search catalog. The form should contain a dropdown defining search type, a text box for search keyword, a radio button for download type true or false, now write PHP script to store data from the form into database table and also retrieve the results from stored table in a new page.</w:t>
       </w:r>
     </w:p>
     <w:p>
@@ -5209,51 +4305,7 @@
           <w:lang w:val="en-US"/>
           <w14:ligatures w14:val="standardContextual"/>
         </w:rPr>
-        <w:t xml:space="preserve">How can you create objects in </w:t>
-      </w:r>
-      <w:r>
-        <w:rPr>
-          <w:rFonts w:ascii="Aptos" w:eastAsia="Aptos" w:hAnsi="Aptos" w:cs="Times New Roman"/>
-          <w:kern w:val="2"/>
-          <w:sz w:val="24"/>
-          <w:szCs w:val="24"/>
-          <w:lang w:val="en-US"/>
-          <w14:ligatures w14:val="standardContextual"/>
-        </w:rPr>
-        <w:t>JavaScript</w:t>
-      </w:r>
-      <w:r>
-        <w:rPr>
-          <w:rFonts w:ascii="Aptos" w:eastAsia="Aptos" w:hAnsi="Aptos" w:cs="Times New Roman"/>
-          <w:kern w:val="2"/>
-          <w:sz w:val="24"/>
-          <w:szCs w:val="24"/>
-          <w:lang w:val="en-US"/>
-          <w14:ligatures w14:val="standardContextual"/>
-        </w:rPr>
-        <w:t xml:space="preserve">? Create a HTML page containing a division with image and its description in paragraph. Write a </w:t>
-      </w:r>
-      <w:r>
-        <w:rPr>
-          <w:rFonts w:ascii="Aptos" w:eastAsia="Aptos" w:hAnsi="Aptos" w:cs="Times New Roman"/>
-          <w:kern w:val="2"/>
-          <w:sz w:val="24"/>
-          <w:szCs w:val="24"/>
-          <w:lang w:val="en-US"/>
-          <w14:ligatures w14:val="standardContextual"/>
-        </w:rPr>
-        <w:t>JavaScript</w:t>
-      </w:r>
-      <w:r>
-        <w:rPr>
-          <w:rFonts w:ascii="Aptos" w:eastAsia="Aptos" w:hAnsi="Aptos" w:cs="Times New Roman"/>
-          <w:kern w:val="2"/>
-          <w:sz w:val="24"/>
-          <w:szCs w:val="24"/>
-          <w:lang w:val="en-US"/>
-          <w14:ligatures w14:val="standardContextual"/>
-        </w:rPr>
-        <w:t xml:space="preserve"> function to change the value of description in the paragraph during onmouseover and mouseout event on the image.</w:t>
+        <w:t>How can you create objects in JavaScript? Create a HTML page containing a division with image and its description in paragraph. Write a JavaScript function to change the value of description in the paragraph during onmouseover and mouseout event on the image.</w:t>
       </w:r>
     </w:p>
     <w:p>
@@ -5282,145 +4334,7 @@
           <w:lang w:val="en-US"/>
           <w14:ligatures w14:val="standardContextual"/>
         </w:rPr>
-        <w:t xml:space="preserve">How </w:t>
-      </w:r>
-      <w:r>
-        <w:rPr>
-          <w:rFonts w:ascii="Aptos" w:eastAsia="Aptos" w:hAnsi="Aptos" w:cs="Times New Roman"/>
-          <w:kern w:val="2"/>
-          <w:sz w:val="24"/>
-          <w:szCs w:val="24"/>
-          <w:lang w:val="en-US"/>
-          <w14:ligatures w14:val="standardContextual"/>
-        </w:rPr>
-        <w:t>can the positioning of HTML elements</w:t>
-      </w:r>
-      <w:r>
-        <w:rPr>
-          <w:rFonts w:ascii="Aptos" w:eastAsia="Aptos" w:hAnsi="Aptos" w:cs="Times New Roman"/>
-          <w:kern w:val="2"/>
-          <w:sz w:val="24"/>
-          <w:szCs w:val="24"/>
-          <w:lang w:val="en-US"/>
-          <w14:ligatures w14:val="standardContextual"/>
-        </w:rPr>
-        <w:t xml:space="preserve"> </w:t>
-      </w:r>
-      <w:proofErr w:type="gramStart"/>
-      <w:r>
-        <w:rPr>
-          <w:rFonts w:ascii="Aptos" w:eastAsia="Aptos" w:hAnsi="Aptos" w:cs="Times New Roman"/>
-          <w:kern w:val="2"/>
-          <w:sz w:val="24"/>
-          <w:szCs w:val="24"/>
-          <w:lang w:val="en-US"/>
-          <w14:ligatures w14:val="standardContextual"/>
-        </w:rPr>
-        <w:t>be done</w:t>
-      </w:r>
-      <w:proofErr w:type="gramEnd"/>
-      <w:r>
-        <w:rPr>
-          <w:rFonts w:ascii="Aptos" w:eastAsia="Aptos" w:hAnsi="Aptos" w:cs="Times New Roman"/>
-          <w:kern w:val="2"/>
-          <w:sz w:val="24"/>
-          <w:szCs w:val="24"/>
-          <w:lang w:val="en-US"/>
-          <w14:ligatures w14:val="standardContextual"/>
-        </w:rPr>
-        <w:t xml:space="preserve"> using CSS? Create a HTML page with a div with </w:t>
-      </w:r>
-      <w:proofErr w:type="gramStart"/>
-      <w:r>
-        <w:rPr>
-          <w:rFonts w:ascii="Aptos" w:eastAsia="Aptos" w:hAnsi="Aptos" w:cs="Times New Roman"/>
-          <w:kern w:val="2"/>
-          <w:sz w:val="24"/>
-          <w:szCs w:val="24"/>
-          <w:lang w:val="en-US"/>
-          <w14:ligatures w14:val="standardContextual"/>
-        </w:rPr>
-        <w:t>some</w:t>
-      </w:r>
-      <w:proofErr w:type="gramEnd"/>
-      <w:r>
-        <w:rPr>
-          <w:rFonts w:ascii="Aptos" w:eastAsia="Aptos" w:hAnsi="Aptos" w:cs="Times New Roman"/>
-          <w:kern w:val="2"/>
-          <w:sz w:val="24"/>
-          <w:szCs w:val="24"/>
-          <w:lang w:val="en-US"/>
-          <w14:ligatures w14:val="standardContextual"/>
-        </w:rPr>
-        <w:t xml:space="preserve"> content and two </w:t>
-      </w:r>
-      <w:r>
-        <w:rPr>
-          <w:rFonts w:ascii="Aptos" w:eastAsia="Aptos" w:hAnsi="Aptos" w:cs="Times New Roman"/>
-          <w:kern w:val="2"/>
-          <w:sz w:val="24"/>
-          <w:szCs w:val="24"/>
-          <w:lang w:val="en-US"/>
-          <w14:ligatures w14:val="standardContextual"/>
-        </w:rPr>
-        <w:t>paragraphs</w:t>
-      </w:r>
-      <w:r>
-        <w:rPr>
-          <w:rFonts w:ascii="Aptos" w:eastAsia="Aptos" w:hAnsi="Aptos" w:cs="Times New Roman"/>
-          <w:kern w:val="2"/>
-          <w:sz w:val="24"/>
-          <w:szCs w:val="24"/>
-          <w:lang w:val="en-US"/>
-          <w14:ligatures w14:val="standardContextual"/>
-        </w:rPr>
-        <w:t xml:space="preserve"> with </w:t>
-      </w:r>
-      <w:proofErr w:type="gramStart"/>
-      <w:r>
-        <w:rPr>
-          <w:rFonts w:ascii="Aptos" w:eastAsia="Aptos" w:hAnsi="Aptos" w:cs="Times New Roman"/>
-          <w:kern w:val="2"/>
-          <w:sz w:val="24"/>
-          <w:szCs w:val="24"/>
-          <w:lang w:val="en-US"/>
-          <w14:ligatures w14:val="standardContextual"/>
-        </w:rPr>
-        <w:t>some</w:t>
-      </w:r>
-      <w:proofErr w:type="gramEnd"/>
-      <w:r>
-        <w:rPr>
-          <w:rFonts w:ascii="Aptos" w:eastAsia="Aptos" w:hAnsi="Aptos" w:cs="Times New Roman"/>
-          <w:kern w:val="2"/>
-          <w:sz w:val="24"/>
-          <w:szCs w:val="24"/>
-          <w:lang w:val="en-US"/>
-          <w14:ligatures w14:val="standardContextual"/>
-        </w:rPr>
-        <w:t xml:space="preserve"> contents having id p1 and p2. Write external CSS for the div tag having fixed position with border style solid and width 2px. the p1 should have relative position. The font type of p1 should be Arial and color should be red. The p2 </w:t>
-      </w:r>
-      <w:r>
-        <w:rPr>
-          <w:rFonts w:ascii="Aptos" w:eastAsia="Aptos" w:hAnsi="Aptos" w:cs="Times New Roman"/>
-          <w:kern w:val="2"/>
-          <w:sz w:val="24"/>
-          <w:szCs w:val="24"/>
-          <w:lang w:val="en-US"/>
-          <w14:ligatures w14:val="standardContextual"/>
-        </w:rPr>
-        <w:t>has</w:t>
-      </w:r>
-      <w:r>
-        <w:rPr>
-          <w:rFonts w:ascii="Aptos" w:eastAsia="Aptos" w:hAnsi="Aptos" w:cs="Times New Roman"/>
-          <w:kern w:val="2"/>
-          <w:sz w:val="24"/>
-          <w:szCs w:val="24"/>
-          <w:lang w:val="en-US"/>
-          <w14:ligatures w14:val="standardContextual"/>
-        </w:rPr>
-        <w:t xml:space="preserve"> absolute position with top 0px and left 200px.</w:t>
+        <w:t>How can the positioning of HTML elements be done using CSS? Create a HTML page with a div with some content and two paragraphs with some contents having id p1 and p2. Write external CSS for the div tag having fixed position with border style solid and width 2px. the p1 should have relative position. The font type of p1 should be Arial and color should be red. The p2 has absolute position with top 0px and left 200px.</w:t>
       </w:r>
     </w:p>
     <w:p>
@@ -5521,55 +4435,7 @@
           <w:lang w:val="en-US"/>
           <w14:ligatures w14:val="standardContextual"/>
         </w:rPr>
-        <w:t xml:space="preserve">Create a HTML page with tags header, </w:t>
-      </w:r>
-      <w:proofErr w:type="gramStart"/>
-      <w:r>
-        <w:rPr>
-          <w:rFonts w:ascii="Aptos" w:eastAsia="Aptos" w:hAnsi="Aptos" w:cs="Times New Roman"/>
-          <w:kern w:val="2"/>
-          <w:sz w:val="24"/>
-          <w:szCs w:val="24"/>
-          <w:lang w:val="en-US"/>
-          <w14:ligatures w14:val="standardContextual"/>
-        </w:rPr>
-        <w:t>article</w:t>
-      </w:r>
-      <w:proofErr w:type="gramEnd"/>
-      <w:r>
-        <w:rPr>
-          <w:rFonts w:ascii="Aptos" w:eastAsia="Aptos" w:hAnsi="Aptos" w:cs="Times New Roman"/>
-          <w:kern w:val="2"/>
-          <w:sz w:val="24"/>
-          <w:szCs w:val="24"/>
-          <w:lang w:val="en-US"/>
-          <w14:ligatures w14:val="standardContextual"/>
-        </w:rPr>
-        <w:t xml:space="preserve"> and footer. Insert alink containing mail to info@iost.edu.np in the footer tag. Set the keywords “iost</w:t>
-      </w:r>
-      <w:proofErr w:type="gramStart"/>
-      <w:r>
-        <w:rPr>
-          <w:rFonts w:ascii="Aptos" w:eastAsia="Aptos" w:hAnsi="Aptos" w:cs="Times New Roman"/>
-          <w:kern w:val="2"/>
-          <w:sz w:val="24"/>
-          <w:szCs w:val="24"/>
-          <w:lang w:val="en-US"/>
-          <w14:ligatures w14:val="standardContextual"/>
-        </w:rPr>
-        <w:t>”,</w:t>
-      </w:r>
-      <w:proofErr w:type="gramEnd"/>
-      <w:r>
-        <w:rPr>
-          <w:rFonts w:ascii="Aptos" w:eastAsia="Aptos" w:hAnsi="Aptos" w:cs="Times New Roman"/>
-          <w:kern w:val="2"/>
-          <w:sz w:val="24"/>
-          <w:szCs w:val="24"/>
-          <w:lang w:val="en-US"/>
-          <w14:ligatures w14:val="standardContextual"/>
-        </w:rPr>
-        <w:t xml:space="preserve"> “csit” using Meta tag in the page.</w:t>
+        <w:t>Create a HTML page with tags header, article and footer. Insert alink containing mail to info@iost.edu.np in the footer tag. Set the keywords “iost”, “csit” using Meta tag in the page.</w:t>
       </w:r>
     </w:p>
     <w:p>
@@ -5599,53 +4465,7 @@
           <w14:ligatures w14:val="standardContextual"/>
         </w:rPr>
         <w:lastRenderedPageBreak/>
-        <w:t xml:space="preserve">How </w:t>
-      </w:r>
-      <w:r>
-        <w:rPr>
-          <w:rFonts w:ascii="Aptos" w:eastAsia="Aptos" w:hAnsi="Aptos" w:cs="Times New Roman"/>
-          <w:kern w:val="2"/>
-          <w:sz w:val="24"/>
-          <w:szCs w:val="24"/>
-          <w:lang w:val="en-US"/>
-          <w14:ligatures w14:val="standardContextual"/>
-        </w:rPr>
-        <w:t>can jQuery animation</w:t>
-      </w:r>
-      <w:r>
-        <w:rPr>
-          <w:rFonts w:ascii="Aptos" w:eastAsia="Aptos" w:hAnsi="Aptos" w:cs="Times New Roman"/>
-          <w:kern w:val="2"/>
-          <w:sz w:val="24"/>
-          <w:szCs w:val="24"/>
-          <w:lang w:val="en-US"/>
-          <w14:ligatures w14:val="standardContextual"/>
-        </w:rPr>
-        <w:t xml:space="preserve"> </w:t>
-      </w:r>
-      <w:proofErr w:type="gramStart"/>
-      <w:r>
-        <w:rPr>
-          <w:rFonts w:ascii="Aptos" w:eastAsia="Aptos" w:hAnsi="Aptos" w:cs="Times New Roman"/>
-          <w:kern w:val="2"/>
-          <w:sz w:val="24"/>
-          <w:szCs w:val="24"/>
-          <w:lang w:val="en-US"/>
-          <w14:ligatures w14:val="standardContextual"/>
-        </w:rPr>
-        <w:t>be used</w:t>
-      </w:r>
-      <w:proofErr w:type="gramEnd"/>
-      <w:r>
-        <w:rPr>
-          <w:rFonts w:ascii="Aptos" w:eastAsia="Aptos" w:hAnsi="Aptos" w:cs="Times New Roman"/>
-          <w:kern w:val="2"/>
-          <w:sz w:val="24"/>
-          <w:szCs w:val="24"/>
-          <w:lang w:val="en-US"/>
-          <w14:ligatures w14:val="standardContextual"/>
-        </w:rPr>
-        <w:t xml:space="preserve"> to create custom animation? Write syntax with sample script.</w:t>
+        <w:t>How can jQuery animation be used to create custom animation? Write syntax with sample script.</w:t>
       </w:r>
     </w:p>
     <w:p>
@@ -5703,29 +4523,7 @@
           <w:lang w:val="en-US"/>
           <w14:ligatures w14:val="standardContextual"/>
         </w:rPr>
-        <w:t xml:space="preserve">What is XML? Create an XML file containing records of </w:t>
-      </w:r>
-      <w:r>
-        <w:rPr>
-          <w:rFonts w:ascii="Aptos" w:eastAsia="Aptos" w:hAnsi="Aptos" w:cs="Times New Roman"/>
-          <w:kern w:val="2"/>
-          <w:sz w:val="24"/>
-          <w:szCs w:val="24"/>
-          <w:lang w:val="en-US"/>
-          <w14:ligatures w14:val="standardContextual"/>
-        </w:rPr>
-        <w:t>employees</w:t>
-      </w:r>
-      <w:r>
-        <w:rPr>
-          <w:rFonts w:ascii="Aptos" w:eastAsia="Aptos" w:hAnsi="Aptos" w:cs="Times New Roman"/>
-          <w:kern w:val="2"/>
-          <w:sz w:val="24"/>
-          <w:szCs w:val="24"/>
-          <w:lang w:val="en-US"/>
-          <w14:ligatures w14:val="standardContextual"/>
-        </w:rPr>
-        <w:t xml:space="preserve"> having elements of simple and complex types.</w:t>
+        <w:t>What is XML? Create an XML file containing records of employees having elements of simple and complex types.</w:t>
       </w:r>
     </w:p>
     <w:p>
@@ -5754,53 +4552,7 @@
           <w:lang w:val="en-US"/>
           <w14:ligatures w14:val="standardContextual"/>
         </w:rPr>
-        <w:t xml:space="preserve">How XSD of </w:t>
-      </w:r>
-      <w:r>
-        <w:rPr>
-          <w:rFonts w:ascii="Aptos" w:eastAsia="Aptos" w:hAnsi="Aptos" w:cs="Times New Roman"/>
-          <w:kern w:val="2"/>
-          <w:sz w:val="24"/>
-          <w:szCs w:val="24"/>
-          <w:lang w:val="en-US"/>
-          <w14:ligatures w14:val="standardContextual"/>
-        </w:rPr>
-        <w:t>an</w:t>
-      </w:r>
-      <w:r>
-        <w:rPr>
-          <w:rFonts w:ascii="Aptos" w:eastAsia="Aptos" w:hAnsi="Aptos" w:cs="Times New Roman"/>
-          <w:kern w:val="2"/>
-          <w:sz w:val="24"/>
-          <w:szCs w:val="24"/>
-          <w:lang w:val="en-US"/>
-          <w14:ligatures w14:val="standardContextual"/>
-        </w:rPr>
-        <w:t xml:space="preserve"> XML file </w:t>
-      </w:r>
-      <w:proofErr w:type="gramStart"/>
-      <w:r>
-        <w:rPr>
-          <w:rFonts w:ascii="Aptos" w:eastAsia="Aptos" w:hAnsi="Aptos" w:cs="Times New Roman"/>
-          <w:kern w:val="2"/>
-          <w:sz w:val="24"/>
-          <w:szCs w:val="24"/>
-          <w:lang w:val="en-US"/>
-          <w14:ligatures w14:val="standardContextual"/>
-        </w:rPr>
-        <w:t>is created</w:t>
-      </w:r>
-      <w:proofErr w:type="gramEnd"/>
-      <w:r>
-        <w:rPr>
-          <w:rFonts w:ascii="Aptos" w:eastAsia="Aptos" w:hAnsi="Aptos" w:cs="Times New Roman"/>
-          <w:kern w:val="2"/>
-          <w:sz w:val="24"/>
-          <w:szCs w:val="24"/>
-          <w:lang w:val="en-US"/>
-          <w14:ligatures w14:val="standardContextual"/>
-        </w:rPr>
-        <w:t>? Illustrate with an example.</w:t>
+        <w:t>How XSD of an XML file is created? Illustrate with an example.</w:t>
       </w:r>
     </w:p>
     <w:p>
@@ -5829,29 +4581,7 @@
           <w:lang w:val="en-US"/>
           <w14:ligatures w14:val="standardContextual"/>
         </w:rPr>
-        <w:t xml:space="preserve">How can you define variables in PHP? Define any two </w:t>
-      </w:r>
-      <w:r>
-        <w:rPr>
-          <w:rFonts w:ascii="Aptos" w:eastAsia="Aptos" w:hAnsi="Aptos" w:cs="Times New Roman"/>
-          <w:kern w:val="2"/>
-          <w:sz w:val="24"/>
-          <w:szCs w:val="24"/>
-          <w:lang w:val="en-US"/>
-          <w14:ligatures w14:val="standardContextual"/>
-        </w:rPr>
-        <w:t>variables</w:t>
-      </w:r>
-      <w:r>
-        <w:rPr>
-          <w:rFonts w:ascii="Aptos" w:eastAsia="Aptos" w:hAnsi="Aptos" w:cs="Times New Roman"/>
-          <w:kern w:val="2"/>
-          <w:sz w:val="24"/>
-          <w:szCs w:val="24"/>
-          <w:lang w:val="en-US"/>
-          <w14:ligatures w14:val="standardContextual"/>
-        </w:rPr>
-        <w:t xml:space="preserve"> of string types and display their results after concatenation.</w:t>
+        <w:t>How can you define variables in PHP? Define any two variables of string types and display their results after concatenation.</w:t>
       </w:r>
     </w:p>
     <w:p>
@@ -5880,75 +4610,7 @@
           <w:lang w:val="en-US"/>
           <w14:ligatures w14:val="standardContextual"/>
         </w:rPr>
-        <w:t xml:space="preserve">How </w:t>
-      </w:r>
-      <w:r>
-        <w:rPr>
-          <w:rFonts w:ascii="Aptos" w:eastAsia="Aptos" w:hAnsi="Aptos" w:cs="Times New Roman"/>
-          <w:kern w:val="2"/>
-          <w:sz w:val="24"/>
-          <w:szCs w:val="24"/>
-          <w:lang w:val="en-US"/>
-          <w14:ligatures w14:val="standardContextual"/>
-        </w:rPr>
-        <w:t>can web pages</w:t>
-      </w:r>
-      <w:r>
-        <w:rPr>
-          <w:rFonts w:ascii="Aptos" w:eastAsia="Aptos" w:hAnsi="Aptos" w:cs="Times New Roman"/>
-          <w:kern w:val="2"/>
-          <w:sz w:val="24"/>
-          <w:szCs w:val="24"/>
-          <w:lang w:val="en-US"/>
-          <w14:ligatures w14:val="standardContextual"/>
-        </w:rPr>
-        <w:t xml:space="preserve"> </w:t>
-      </w:r>
-      <w:proofErr w:type="gramStart"/>
-      <w:r>
-        <w:rPr>
-          <w:rFonts w:ascii="Aptos" w:eastAsia="Aptos" w:hAnsi="Aptos" w:cs="Times New Roman"/>
-          <w:kern w:val="2"/>
-          <w:sz w:val="24"/>
-          <w:szCs w:val="24"/>
-          <w:lang w:val="en-US"/>
-          <w14:ligatures w14:val="standardContextual"/>
-        </w:rPr>
-        <w:t>be made</w:t>
-      </w:r>
-      <w:proofErr w:type="gramEnd"/>
-      <w:r>
-        <w:rPr>
-          <w:rFonts w:ascii="Aptos" w:eastAsia="Aptos" w:hAnsi="Aptos" w:cs="Times New Roman"/>
-          <w:kern w:val="2"/>
-          <w:sz w:val="24"/>
-          <w:szCs w:val="24"/>
-          <w:lang w:val="en-US"/>
-          <w14:ligatures w14:val="standardContextual"/>
-        </w:rPr>
-        <w:t xml:space="preserve"> responsive using media </w:t>
-      </w:r>
-      <w:r>
-        <w:rPr>
-          <w:rFonts w:ascii="Aptos" w:eastAsia="Aptos" w:hAnsi="Aptos" w:cs="Times New Roman"/>
-          <w:kern w:val="2"/>
-          <w:sz w:val="24"/>
-          <w:szCs w:val="24"/>
-          <w:lang w:val="en-US"/>
-          <w14:ligatures w14:val="standardContextual"/>
-        </w:rPr>
-        <w:t>queries?</w:t>
-      </w:r>
-      <w:r>
-        <w:rPr>
-          <w:rFonts w:ascii="Aptos" w:eastAsia="Aptos" w:hAnsi="Aptos" w:cs="Times New Roman"/>
-          <w:kern w:val="2"/>
-          <w:sz w:val="24"/>
-          <w:szCs w:val="24"/>
-          <w:lang w:val="en-US"/>
-          <w14:ligatures w14:val="standardContextual"/>
-        </w:rPr>
-        <w:t xml:space="preserve"> Illustrate with an example.</w:t>
+        <w:t>How can web pages be made responsive using media queries? Illustrate with an example.</w:t>
       </w:r>
     </w:p>
     <w:p>
@@ -5977,29 +4639,7 @@
           <w:lang w:val="en-US"/>
           <w14:ligatures w14:val="standardContextual"/>
         </w:rPr>
-        <w:t xml:space="preserve">Why </w:t>
-      </w:r>
-      <w:r>
-        <w:rPr>
-          <w:rFonts w:ascii="Aptos" w:eastAsia="Aptos" w:hAnsi="Aptos" w:cs="Times New Roman"/>
-          <w:kern w:val="2"/>
-          <w:sz w:val="24"/>
-          <w:szCs w:val="24"/>
-          <w:lang w:val="en-US"/>
-          <w14:ligatures w14:val="standardContextual"/>
-        </w:rPr>
-        <w:t>are inline frames</w:t>
-      </w:r>
-      <w:r>
-        <w:rPr>
-          <w:rFonts w:ascii="Aptos" w:eastAsia="Aptos" w:hAnsi="Aptos" w:cs="Times New Roman"/>
-          <w:kern w:val="2"/>
-          <w:sz w:val="24"/>
-          <w:szCs w:val="24"/>
-          <w:lang w:val="en-US"/>
-          <w14:ligatures w14:val="standardContextual"/>
-        </w:rPr>
-        <w:t xml:space="preserve"> used? Create a HTML page containing </w:t>
+        <w:t xml:space="preserve">Why are inline frames used? Create a HTML page containing </w:t>
       </w:r>
       <w:r>
         <w:rPr>
@@ -6021,64 +4661,7 @@
           <w:lang w:val="en-US"/>
           <w14:ligatures w14:val="standardContextual"/>
         </w:rPr>
-        <w:t>frame</w:t>
-      </w:r>
-      <w:r>
-        <w:rPr>
-          <w:rFonts w:ascii="Aptos" w:eastAsia="Aptos" w:hAnsi="Aptos" w:cs="Times New Roman"/>
-          <w:kern w:val="2"/>
-          <w:sz w:val="24"/>
-          <w:szCs w:val="24"/>
-          <w:lang w:val="en-US"/>
-          <w14:ligatures w14:val="standardContextual"/>
-        </w:rPr>
-        <w:t xml:space="preserve"> within a paragraph. The iframe </w:t>
-      </w:r>
-      <w:r>
-        <w:rPr>
-          <w:rFonts w:ascii="Aptos" w:eastAsia="Aptos" w:hAnsi="Aptos" w:cs="Times New Roman"/>
-          <w:kern w:val="2"/>
-          <w:sz w:val="24"/>
-          <w:szCs w:val="24"/>
-          <w:lang w:val="en-US"/>
-          <w14:ligatures w14:val="standardContextual"/>
-        </w:rPr>
-        <w:t>has</w:t>
-      </w:r>
-      <w:r>
-        <w:rPr>
-          <w:rFonts w:ascii="Aptos" w:eastAsia="Aptos" w:hAnsi="Aptos" w:cs="Times New Roman"/>
-          <w:kern w:val="2"/>
-          <w:sz w:val="24"/>
-          <w:szCs w:val="24"/>
-          <w:lang w:val="en-US"/>
-          <w14:ligatures w14:val="standardContextual"/>
-        </w:rPr>
-        <w:t xml:space="preserve"> source to http://www.tuiost.edu.np and its height and width are 200px and </w:t>
-      </w:r>
-      <w:proofErr w:type="gramStart"/>
-      <w:r>
-        <w:rPr>
-          <w:rFonts w:ascii="Aptos" w:eastAsia="Aptos" w:hAnsi="Aptos" w:cs="Times New Roman"/>
-          <w:kern w:val="2"/>
-          <w:sz w:val="24"/>
-          <w:szCs w:val="24"/>
-          <w:lang w:val="en-US"/>
-          <w14:ligatures w14:val="standardContextual"/>
-        </w:rPr>
-        <w:t>400px</w:t>
-      </w:r>
-      <w:proofErr w:type="gramEnd"/>
-      <w:r>
-        <w:rPr>
-          <w:rFonts w:ascii="Aptos" w:eastAsia="Aptos" w:hAnsi="Aptos" w:cs="Times New Roman"/>
-          <w:kern w:val="2"/>
-          <w:sz w:val="24"/>
-          <w:szCs w:val="24"/>
-          <w:lang w:val="en-US"/>
-          <w14:ligatures w14:val="standardContextual"/>
-        </w:rPr>
-        <w:t xml:space="preserve"> respectively.</w:t>
+        <w:t>frame within a paragraph. The iframe has source to http://www.tuiost.edu.np and its height and width are 200px and 400px respectively.</w:t>
       </w:r>
     </w:p>
     <w:p>
@@ -8719,6 +7302,7 @@
   <w:style w:type="character" w:default="1" w:styleId="DefaultParagraphFont">
     <w:name w:val="Default Paragraph Font"/>
     <w:uiPriority w:val="1"/>
+    <w:semiHidden/>
     <w:unhideWhenUsed/>
   </w:style>
   <w:style w:type="table" w:default="1" w:styleId="TableNormal">
